--- a/testakten/statusfeststellung-gmbh-geschaeftsfuehrer-minderheit-erlangen/18_widerspruch_mandant_eigenhaendig.docx
+++ b/testakten/statusfeststellung-gmbh-geschaeftsfuehrer-minderheit-erlangen/18_widerspruch_mandant_eigenhaendig.docx
@@ -21,7 +21,7 @@
           <w:i w:val="0"/>
           <w:sz w:val="22"/>
         </w:rPr>
-        <w:t>Schuhstrasse 12, 91052 Erlangen</w:t>
+        <w:t>Schuhstraße 12, 91052 Erlangen</w:t>
       </w:r>
     </w:p>
     <w:p>
@@ -43,7 +43,7 @@
           <w:i w:val="0"/>
           <w:sz w:val="22"/>
         </w:rPr>
-        <w:t>An die Deutsche Rentenversicherung Bund, Clearingstelle Sozialversicherungsstatus, Ruhrstrasse 2, 10709 Berlin</w:t>
+        <w:t>An die Deutsche Rentenversicherung Bund, Clearingstelle Sozialversicherungsstatus, Ruhrstraße 2, 10709 Berlin</w:t>
       </w:r>
     </w:p>
     <w:p>
@@ -62,7 +62,7 @@
           <w:i w:val="0"/>
           <w:sz w:val="22"/>
         </w:rPr>
-        <w:t>Sehr geehrte Damen und Herren, ich widerspreche Ihrem Bescheid vom 09.02.2026, Aktenzeichen SV-2023-771402-VOGT. Ich bin nicht angestellt in dem Sinne, den Sie meinen. Ich habe die Firma gegruendet und bin bis heute derjenige, der die Technik versteht. Ohne mich gibt es das Produkt nicht. Ausserdem hafte ich mit 400000 Euro persoenlich fuer den Bankkredit, das macht doch kein normaler Arbeitnehmer.</w:t>
+        <w:t>Sehr geehrte Damen und Herren, ich widerspreche Ihrem Bescheid vom 09.02.2026, Aktenzeichen SV-2023-771402-VOGT. Ich bin nicht angestellt in dem Sinne, den Sie meinen. Ich habe die Firma gegründet und bin bis heute derjenige, der die Technik versteht. Ohne mich gibt es das Produkt nicht. Außerdem hafte ich mit 400000 Euro persönlich für den Bankkredit, das macht doch kein normaler Arbeitnehmer.</w:t>
       </w:r>
     </w:p>
     <w:p>
@@ -73,7 +73,7 @@
           <w:i w:val="0"/>
           <w:sz w:val="22"/>
         </w:rPr>
-        <w:t>Ich arbeite wann ich will und so viel wie noetig ist, oft nachts und am Wochenende. Von Urlaub im eigentlichen Sinn kann keine Rede sein, ich habe seit drei Jahren keine zwei Wochen am Stueck freigenommen. Der Beirat redet zwar mit, aber am Ende mache ich das, was fachlich richtig ist, das lasse ich mir nicht vorschreiben.</w:t>
+        <w:t>Ich arbeite wann ich will und so viel wie nötig ist, oft nachts und am Wochenende. Von Urlaub im eigentlichen Sinn kann keine Rede sein, ich habe seit drei Jahren keine zwei Wochen am Stück freigenommen. Der Beirat redet zwar mit, aber am Ende mache ich das, was fachlich richtig ist, das lasse ich mir nicht vorschreiben.</w:t>
       </w:r>
     </w:p>
     <w:p>
@@ -84,7 +84,7 @@
           <w:i w:val="0"/>
           <w:sz w:val="22"/>
         </w:rPr>
-        <w:t>Ich bitte um Aufhebung des Bescheids. Falls das nicht geht, bitte ich um ein Gespraech, weil die Nachzahlung die Firma in ernste Schwierigkeiten bringen wuerde.</w:t>
+        <w:t>Ich bitte um Aufhebung des Bescheids. Falls das nicht geht, bitte ich um ein Gespräch, weil die Nachzahlung die Firma in ernste Schwierigkeiten bringen würde.</w:t>
       </w:r>
     </w:p>
     <w:p>
@@ -95,7 +95,7 @@
           <w:i w:val="0"/>
           <w:sz w:val="22"/>
         </w:rPr>
-        <w:t>Mit freundlichen Gruessen, Henrik Vogt</w:t>
+        <w:t>Mit freundlichen Grüßen, Henrik Vogt</w:t>
       </w:r>
     </w:p>
     <w:p>
@@ -106,28 +106,104 @@
           <w:i w:val="0"/>
           <w:sz w:val="22"/>
         </w:rPr>
-        <w:t>Anmerkung Kanzlei: Dieser Widerspruch wurde vom Mandanten am 20.02.2026 ohne vorherige Ruecksprache eigenhaendig eingelegt und der Kanzlei erst am 25.02.2026 zur Kenntnis gebracht. Er enthaelt keine Auseinandersetzung mit der Sperrminoritaet nach Paragraf 6.5 des Gesellschaftsvertrags und stuetzt sich im Kern auf faktische Unentbehrlichkeit und Haftungsrisiko, was nach der Rechtsprechung des Bundessozialgerichts allein nicht ausreicht.</w:t>
-      </w:r>
-    </w:p>
-    <w:p>
-      <w:r>
-        <w:rPr>
-          <w:rFonts w:ascii="Times New Roman" w:hAnsi="Times New Roman"/>
-          <w:b w:val="0"/>
-          <w:i w:val="0"/>
-          <w:sz w:val="22"/>
-        </w:rPr>
-        <w:t>Formathinweis: Dieses Aktenstück wird in Times New Roman, 11 pt, mit ausschließlich dezimaler Gliederung ausgegeben.</w:t>
+        <w:t>Anmerkung Kanzlei: Dieser Widerspruch wurde vom Mandanten am 20.02.2026 ohne vorherige Rücksprache eigenhändig eingelegt und der Kanzlei erst am 25.02.2026 zur Kenntnis gebracht. Er enthält keine Auseinandersetzung mit der Sperrminorität nach Paragraf 6.5 des Gesellschaftsvertrags und stützt sich im Kern auf faktische Unentbehrlichkeit und Haftungsrisiko, was nach der Rechtsprechung des Bundessozialgerichts allein nicht ausreicht.</w:t>
       </w:r>
     </w:p>
     <w:sectPr>
-      <w:pgSz w:w="12240" w:h="15840"/>
-      <w:pgMar w:top="1440" w:right="1800" w:bottom="1440" w:left="1800" w:header="720" w:footer="720" w:gutter="0"/>
+      <w:headerReference w:type="default" r:id="rId9"/>
+      <w:footerReference w:type="default" r:id="rId10"/>
+      <w:pgSz w:w="11906" w:h="16838"/>
+      <w:pgMar w:top="1440" w:right="1800" w:bottom="1440" w:left="1800" w:header="680" w:footer="567" w:gutter="0"/>
       <w:cols w:space="720"/>
       <w:docGrid w:linePitch="360"/>
     </w:sectPr>
   </w:body>
 </w:document>
+</file>
+
+<file path=word/footer1.xml><?xml version="1.0" encoding="utf-8"?>
+<w:ftr xmlns:m="http://schemas.openxmlformats.org/officeDocument/2006/math" xmlns:mc="http://schemas.openxmlformats.org/markup-compatibility/2006" xmlns:mo="http://schemas.microsoft.com/office/mac/office/2008/main" xmlns:mv="urn:schemas-microsoft-com:mac:vml" xmlns:o="urn:schemas-microsoft-com:office:office" xmlns:r="http://schemas.openxmlformats.org/officeDocument/2006/relationships" xmlns:v="urn:schemas-microsoft-com:vml" xmlns:w10="urn:schemas-microsoft-com:office:word" xmlns:w14="http://schemas.microsoft.com/office/word/2010/wordml" xmlns:w="http://schemas.openxmlformats.org/wordprocessingml/2006/main" xmlns:wne="http://schemas.microsoft.com/office/word/2006/wordml" xmlns:wp14="http://schemas.microsoft.com/office/word/2010/wordprocessingDrawing" xmlns:wp="http://schemas.openxmlformats.org/drawingml/2006/wordprocessingDrawing" xmlns:wpc="http://schemas.microsoft.com/office/word/2010/wordprocessingCanvas" xmlns:wpg="http://schemas.microsoft.com/office/word/2010/wordprocessingGroup" xmlns:wpi="http://schemas.microsoft.com/office/word/2010/wordprocessingInk" xmlns:wps="http://schemas.microsoft.com/office/word/2010/wordprocessingShape" mc:Ignorable="w14 wp14">
+  <w:p>
+    <w:pPr>
+      <w:pStyle w:val="Footer"/>
+      <w:tabs>
+        <w:tab w:pos="9071" w:val="right"/>
+      </w:tabs>
+      <w:jc w:val="left"/>
+    </w:pPr>
+    <w:r>
+      <w:rPr>
+        <w:rFonts w:ascii="Times New Roman" w:hAnsi="Times New Roman"/>
+        <w:color w:val="6B6B66"/>
+        <w:sz w:val="16"/>
+      </w:rPr>
+    </w:r>
+    <w:r>
+      <w:rPr>
+        <w:rFonts w:ascii="Times New Roman" w:hAnsi="Times New Roman"/>
+        <w:color w:val="6B6B66"/>
+        <w:sz w:val="16"/>
+      </w:rPr>
+      <w:t>An die Deutsche Rentenversicherung Bund</w:t>
+    </w:r>
+    <w:r>
+      <w:rPr>
+        <w:rFonts w:ascii="Times New Roman" w:hAnsi="Times New Roman"/>
+        <w:color w:val="6B6B66"/>
+        <w:sz w:val="16"/>
+      </w:rPr>
+      <w:tab/>
+      <w:t xml:space="preserve">Seite </w:t>
+    </w:r>
+    <w:r>
+      <w:rPr>
+        <w:rFonts w:ascii="Times New Roman" w:hAnsi="Times New Roman"/>
+        <w:color w:val="6B6B66"/>
+        <w:sz w:val="16"/>
+      </w:rPr>
+      <w:fldChar w:fldCharType="begin"/>
+      <w:instrText xml:space="preserve"> PAGE </w:instrText>
+      <w:fldChar w:fldCharType="end"/>
+    </w:r>
+  </w:p>
+</w:ftr>
+</file>
+
+<file path=word/header1.xml><?xml version="1.0" encoding="utf-8"?>
+<w:hdr xmlns:m="http://schemas.openxmlformats.org/officeDocument/2006/math" xmlns:mc="http://schemas.openxmlformats.org/markup-compatibility/2006" xmlns:mo="http://schemas.microsoft.com/office/mac/office/2008/main" xmlns:mv="urn:schemas-microsoft-com:mac:vml" xmlns:o="urn:schemas-microsoft-com:office:office" xmlns:r="http://schemas.openxmlformats.org/officeDocument/2006/relationships" xmlns:v="urn:schemas-microsoft-com:vml" xmlns:w10="urn:schemas-microsoft-com:office:word" xmlns:w14="http://schemas.microsoft.com/office/word/2010/wordml" xmlns:w="http://schemas.openxmlformats.org/wordprocessingml/2006/main" xmlns:wne="http://schemas.microsoft.com/office/word/2006/wordml" xmlns:wp14="http://schemas.microsoft.com/office/word/2010/wordprocessingDrawing" xmlns:wp="http://schemas.openxmlformats.org/drawingml/2006/wordprocessingDrawing" xmlns:wpc="http://schemas.microsoft.com/office/word/2010/wordprocessingCanvas" xmlns:wpg="http://schemas.microsoft.com/office/word/2010/wordprocessingGroup" xmlns:wpi="http://schemas.microsoft.com/office/word/2010/wordprocessingInk" xmlns:wps="http://schemas.microsoft.com/office/word/2010/wordprocessingShape" mc:Ignorable="w14 wp14">
+  <w:p>
+    <w:pPr>
+      <w:pStyle w:val="Header"/>
+      <w:jc w:val="left"/>
+    </w:pPr>
+    <w:r/>
+    <w:r>
+      <w:rPr>
+        <w:rFonts w:ascii="Times New Roman" w:hAnsi="Times New Roman"/>
+        <w:b/>
+        <w:color w:val="3B3F45"/>
+        <w:sz w:val="24"/>
+      </w:rPr>
+      <w:t>An die Deutsche Rentenversicherung Bund</w:t>
+    </w:r>
+  </w:p>
+  <w:p>
+    <w:pPr>
+      <w:jc w:val="left"/>
+      <w:pBdr>
+        <w:bottom w:val="single" w:sz="6" w:space="2" w:color="3B3F45"/>
+      </w:pBdr>
+    </w:pPr>
+    <w:r>
+      <w:rPr>
+        <w:rFonts w:ascii="Times New Roman" w:hAnsi="Times New Roman"/>
+        <w:color w:val="6B6B66"/>
+        <w:sz w:val="16"/>
+      </w:rPr>
+      <w:t>Clearingstelle Sozialversicherungsstatus, Ruhrstraße 2, 10709 Berlin</w:t>
+    </w:r>
+  </w:p>
+</w:hdr>
 </file>
 
 <file path=word/numbering.xml><?xml version="1.0" encoding="utf-8"?>
